--- a/dossier-conformite-2026/livrables/01_Reponse_DEETS/DEETS-00_Courriels_reponse.docx
+++ b/dossier-conformite-2026/livrables/01_Reponse_DEETS/DEETS-00_Courriels_reponse.docx
@@ -16,7 +16,7 @@
       <w:r>
         <w:rPr>
           <w:b/>
-          <w:color w:val="C9A94D"/>
+          <w:color w:val="8A6D1F"/>
           <w:sz w:val="28"/>
         </w:rPr>
         <w:t>Service régional de contrôle — DEETS de La Réunion</w:t>
@@ -33,10 +33,11 @@
       <w:tblPr>
         <w:tblStyle w:val="TableGrid"/>
         <w:tblW w:type="auto" w:w="0"/>
+        <w:tblLayout w:type="fixed"/>
         <w:tblLook w:firstColumn="1" w:firstRow="1" w:lastColumn="0" w:lastRow="0" w:noHBand="0" w:noVBand="1" w:val="04A0"/>
       </w:tblPr>
       <w:tblGrid>
-        <w:gridCol w:w="9638"/>
+        <w:gridCol w:w="9639"/>
       </w:tblGrid>
       <w:tr>
         <w:tc>
@@ -50,9 +51,9 @@
               <w:rPr>
                 <w:b/>
                 <w:color w:val="1B3A6B"/>
-                <w:sz w:val="24"/>
+                <w:sz w:val="26"/>
               </w:rPr>
-              <w:t>⚖️ Recommandation</w:t>
+              <w:t>Recommandation</w:t>
             </w:r>
           </w:p>
           <w:p>
@@ -116,22 +117,21 @@
                 <w:b w:val="0"/>
                 <w:sz w:val="22"/>
               </w:rPr>
-              <w:t xml:space="preserve">Délai : </w:t>
+              <w:t xml:space="preserve">Délai : courriel reçu le mardi 20 octobre 2026 ; 12 jours mènent au dimanche 1er novembre 2026 (Toussaint). </w:t>
             </w:r>
             <w:r>
               <w:rPr>
-                <w:b w:val="0"/>
+                <w:b/>
                 <w:sz w:val="22"/>
-                <w:highlight w:val="yellow"/>
               </w:rPr>
-              <w:t>[À COMPLÉTER : date de réception du courriel + 12 jours = date limite]</w:t>
+              <w:t>Envoyez au plus tard le vendredi 30 octobre 2026</w:t>
             </w:r>
             <w:r>
               <w:rPr>
                 <w:b w:val="0"/>
                 <w:sz w:val="22"/>
               </w:rPr>
-              <w:t>.</w:t>
+              <w:t>, idéalement dès cette semaine, et gardez une copie de l'envoi.</w:t>
             </w:r>
           </w:p>
         </w:tc>
@@ -157,7 +157,7 @@
         <w:rPr>
           <w:b w:val="0"/>
         </w:rPr>
-        <w:t xml:space="preserve"> Votre courriel du [date] — demande d'extension de la déclaration d'activité à l'apprentissage — NDA 04973676397</w:t>
+        <w:t xml:space="preserve"> Votre courriel du 20 octobre 2026 — demande d'extension de la déclaration d'activité à l'apprentissage — NDA 04973676397</w:t>
       </w:r>
     </w:p>
     <w:p>
@@ -181,7 +181,7 @@
         <w:rPr>
           <w:b w:val="0"/>
         </w:rPr>
-        <w:t>Après analyse, YEBA FORMATIONS (SIRET 814 622 262 00032, NDA 04973676397) a décidé de développer en priorité son activité de formation professionnelle continue, notamment des parcours certifiants préparant aux titres professionnels du ministère du Travail (Manager d'établissement marchand — RNCP41853, Responsable de petite ou moyenne structure — RNCP38575), à destination des demandeurs d'emploi et des salariés, en lien avec France Travail et les Missions Locales.</w:t>
+        <w:t>Après analyse, YEBA FORMATIONS (entreprise individuelle, SIRET 814 622 262 00032, NDA 04973676397) a décidé de développer en priorité son activité de formation professionnelle continue, notamment des parcours certifiants préparant aux titres professionnels du ministère du Travail (Manager d'établissement marchand — RNCP41853, Responsable de petite ou moyenne structure — RNCP38575), à destination des demandeurs d'emploi et des salariés, en lien avec France Travail et les Missions Locales.</w:t>
       </w:r>
     </w:p>
     <w:p>
@@ -220,8 +220,9 @@
       </w:r>
       <w:r>
         <w:rPr>
-          <w:b w:val="0"/>
-          <w:highlight w:val="yellow"/>
+          <w:b/>
+          <w:i/>
+          <w:color w:val="8A6D1F"/>
         </w:rPr>
         <w:t>[À COMPLÉTER : téléphone]</w:t>
       </w:r>
@@ -247,7 +248,7 @@
         <w:rPr>
           <w:b w:val="0"/>
         </w:rPr>
-        <w:t>Suite à notre entretien téléphonique et à votre courriel du [date], je vous prie de trouver ci-joint les pièces nécessaires à l'instruction de la modification de notre déclaration d'activité afin d'étendre notre activité à l'apprentissage (article L.6351-5 du code du travail).</w:t>
+        <w:t>Suite à notre entretien téléphonique et à votre courriel du 20 octobre 2026, je vous prie de trouver ci-joint les pièces nécessaires à l'instruction de la modification de notre déclaration d'activité afin d'étendre notre activité à l'apprentissage (article L.6351-5 du code du travail).</w:t>
       </w:r>
     </w:p>
     <w:p>
@@ -267,8 +268,9 @@
       </w:r>
       <w:r>
         <w:rPr>
-          <w:b w:val="0"/>
-          <w:highlight w:val="yellow"/>
+          <w:b/>
+          <w:i/>
+          <w:color w:val="8A6D1F"/>
         </w:rPr>
         <w:t>[À COMPLÉTER : engagée auprès de l'organisme certificateur / prévue le …]</w:t>
       </w:r>
@@ -301,16 +303,17 @@
       <w:tblPr>
         <w:tblStyle w:val="TableGrid"/>
         <w:tblW w:type="auto" w:w="0"/>
+        <w:tblLayout w:type="fixed"/>
         <w:tblLook w:firstColumn="1" w:firstRow="1" w:lastColumn="0" w:lastRow="0" w:noHBand="0" w:noVBand="1" w:val="04A0"/>
       </w:tblPr>
       <w:tblGrid>
-        <w:gridCol w:w="9638"/>
+        <w:gridCol w:w="9639"/>
       </w:tblGrid>
       <w:tr>
         <w:tc>
           <w:tcPr>
             <w:tcW w:type="dxa" w:w="9638"/>
-            <w:shd w:val="clear" w:color="auto" w:fill="FBF6E9"/>
+            <w:shd w:val="clear" w:color="auto" w:fill="E8EEF7"/>
           </w:tcPr>
           <w:p>
             <w:r/>
@@ -318,9 +321,9 @@
               <w:rPr>
                 <w:b/>
                 <w:color w:val="1B3A6B"/>
-                <w:sz w:val="24"/>
+                <w:sz w:val="26"/>
               </w:rPr>
-              <w:t>🔒 RGPD / IA Act — points de conformité de ce document</w:t>
+              <w:t>RGPD et IA Act — points de conformité de ce document</w:t>
             </w:r>
           </w:p>
           <w:p>
@@ -366,12 +369,14 @@
     </w:pPr>
     <w:r>
       <w:rPr>
+        <w:color w:val="1B3A6B"/>
         <w:sz w:val="18"/>
       </w:rPr>
-      <w:t xml:space="preserve">DEETS-00  —  YEBA FORMATIONS — SIRET 814 622 262 00032 — Version 2026-10 — Page </w:t>
+      <w:t xml:space="preserve">DEETS-00   |   YEBA FORMATIONS — SIRET 814 622 262 00032 — Version 2026-10   |   Page </w:t>
     </w:r>
     <w:r>
       <w:rPr>
+        <w:color w:val="1B3A6B"/>
         <w:sz w:val="18"/>
       </w:rPr>
       <w:fldChar w:fldCharType="begin"/>
@@ -391,7 +396,7 @@
     <w:r>
       <w:drawing>
         <wp:inline xmlns:a="http://schemas.openxmlformats.org/drawingml/2006/main" xmlns:pic="http://schemas.openxmlformats.org/drawingml/2006/picture">
-          <wp:extent cx="676510" cy="576000"/>
+          <wp:extent cx="634228" cy="540000"/>
           <wp:docPr id="1" name="Picture 1"/>
           <wp:cNvGraphicFramePr>
             <a:graphicFrameLocks noChangeAspect="1"/>
@@ -412,7 +417,7 @@
                 <pic:spPr>
                   <a:xfrm>
                     <a:off x="0" y="0"/>
-                    <a:ext cx="676510" cy="576000"/>
+                    <a:ext cx="634228" cy="540000"/>
                   </a:xfrm>
                   <a:prstGeom prst="rect"/>
                 </pic:spPr>
@@ -424,10 +429,11 @@
     </w:r>
     <w:r>
       <w:rPr>
+        <w:b/>
         <w:color w:val="1B3A6B"/>
         <w:sz w:val="18"/>
       </w:rPr>
-      <w:t xml:space="preserve">    YEBA FORMATIONS  |  NDA 04973676397  |  Qualiopi 25FOR02027.1</w:t>
+      <w:t xml:space="preserve">     YEBA FORMATIONS   |   NDA 04973676397   |   Qualiopi 25FOR02027.1</w:t>
     </w:r>
   </w:p>
 </w:hdr>
@@ -914,8 +920,8 @@
       <w:rFonts w:asciiTheme="majorHAnsi" w:eastAsiaTheme="majorEastAsia" w:hAnsiTheme="majorHAnsi" w:cstheme="majorBidi" w:ascii="Arial" w:hAnsi="Arial"/>
       <w:b/>
       <w:bCs/>
-      <w:color w:val="C9A94D"/>
-      <w:sz w:val="26"/>
+      <w:color w:val="8A6D1F"/>
+      <w:sz w:val="28"/>
     </w:rPr>
   </w:style>
   <w:style w:type="paragraph" w:styleId="Heading4">
@@ -1333,6 +1339,10 @@
       </w:numPr>
       <w:contextualSpacing/>
     </w:pPr>
+    <w:rPr>
+      <w:rFonts w:ascii="Arial" w:hAnsi="Arial"/>
+      <w:sz w:val="24"/>
+    </w:rPr>
   </w:style>
   <w:style w:type="paragraph" w:styleId="ListBullet2">
     <w:name w:val="List Bullet 2"/>
@@ -1372,6 +1382,10 @@
       </w:numPr>
       <w:contextualSpacing/>
     </w:pPr>
+    <w:rPr>
+      <w:rFonts w:ascii="Arial" w:hAnsi="Arial"/>
+      <w:sz w:val="24"/>
+    </w:rPr>
   </w:style>
   <w:style w:type="paragraph" w:styleId="ListNumber2">
     <w:name w:val="List Number 2"/>

--- a/dossier-conformite-2026/livrables/01_Reponse_DEETS/DEETS-00_Courriels_reponse.docx
+++ b/dossier-conformite-2026/livrables/01_Reponse_DEETS/DEETS-00_Courriels_reponse.docx
@@ -16,7 +16,7 @@
       <w:r>
         <w:rPr>
           <w:b/>
-          <w:color w:val="8A6D1F"/>
+          <w:color w:val="1B3A6B"/>
           <w:sz w:val="28"/>
         </w:rPr>
         <w:t>Service régional de contrôle — DEETS de La Réunion</w:t>
@@ -25,7 +25,7 @@
     <w:p>
       <w:pPr>
         <w:pBdr>
-          <w:bottom w:val="single" w:sz="18" w:space="1" w:color="C9A94D"/>
+          <w:bottom w:val="single" w:sz="18" w:space="1" w:color="C9A84C"/>
         </w:pBdr>
       </w:pPr>
     </w:p>
@@ -189,7 +189,7 @@
         <w:rPr>
           <w:b w:val="0"/>
         </w:rPr>
-        <w:t>Je vous informe donc que je ne donne pas suite, à ce stade, à la demande d'extension à l'apprentissage. Je vous solliciterai de nouveau lorsque l'ensemble des conditions (moyens dédiés, locaux, accompagnement des apprentis, extension de la certification Qualiopi) seront réunies.</w:t>
+        <w:t>Je vous informe donc que je ne donne pas suite, à ce stade, à la demande d'extension à l'apprentissage. Je vous solliciterai de nouveau lorsque l'ensemble des moyens dédiés à l'apprentissage (accompagnement des apprentis, relations entreprises, locaux) seront réunis. Notre certification Qualiopi n° 25FOR02027.1, délivrée le 17/02/2026, couvre déjà la catégorie « actions de formation par apprentissage ».</w:t>
       </w:r>
     </w:p>
     <w:p>
@@ -217,14 +217,7 @@
         <w:br/>
         <w:t>Directeur — YEBA FORMATIONS</w:t>
         <w:br/>
-      </w:r>
-      <w:r>
-        <w:rPr>
-          <w:b/>
-          <w:i/>
-          <w:color w:val="8A6D1F"/>
-        </w:rPr>
-        <w:t>[À COMPLÉTER : téléphone]</w:t>
+        <w:t>0693 32 24 45</w:t>
       </w:r>
     </w:p>
     <w:p>
@@ -264,21 +257,7 @@
         <w:rPr>
           <w:b w:val="0"/>
         </w:rPr>
-        <w:t xml:space="preserve">Je vous informe également que l'extension de notre certification Qualiopi à la catégorie « actions de formation par apprentissage » est </w:t>
-      </w:r>
-      <w:r>
-        <w:rPr>
-          <w:b/>
-          <w:i/>
-          <w:color w:val="8A6D1F"/>
-        </w:rPr>
-        <w:t>[À COMPLÉTER : engagée auprès de l'organisme certificateur / prévue le …]</w:t>
-      </w:r>
-      <w:r>
-        <w:rPr>
-          <w:b w:val="0"/>
-        </w:rPr>
-        <w:t>.</w:t>
+        <w:t>Notre certification Qualiopi n° 25FOR02027.1 (Qualitia, valable du 17/02/2026 au 16/02/2029) couvre déjà la catégorie « actions de formation par apprentissage » ; le certificat est joint.</w:t>
       </w:r>
     </w:p>
     <w:p>
@@ -348,6 +327,124 @@
       </w:tr>
     </w:tbl>
     <w:p/>
+    <w:p>
+      <w:pPr>
+        <w:pBdr>
+          <w:bottom w:val="single" w:sz="18" w:space="1" w:color="C9A84C"/>
+        </w:pBdr>
+      </w:pPr>
+    </w:p>
+    <w:p>
+      <w:pPr>
+        <w:keepNext/>
+        <w:spacing w:after="0"/>
+      </w:pPr>
+      <w:r>
+        <w:rPr>
+          <w:b/>
+          <w:color w:val="1B3A6B"/>
+          <w:sz w:val="20"/>
+        </w:rPr>
+        <w:t>YEBA FORMATIONS — Aurélien LUMEKA, entrepreneur individuel (EI), directeur</w:t>
+      </w:r>
+    </w:p>
+    <w:p>
+      <w:pPr>
+        <w:keepNext/>
+        <w:spacing w:after="0"/>
+      </w:pPr>
+      <w:r>
+        <w:rPr>
+          <w:b w:val="0"/>
+          <w:color w:val="121212"/>
+          <w:sz w:val="20"/>
+        </w:rPr>
+        <w:t>9 rue Françoise Châtelain, 97490 Sainte-Clotilde, La Réunion</w:t>
+      </w:r>
+    </w:p>
+    <w:p>
+      <w:pPr>
+        <w:keepNext/>
+        <w:spacing w:after="0"/>
+      </w:pPr>
+      <w:r>
+        <w:rPr>
+          <w:b w:val="0"/>
+          <w:color w:val="121212"/>
+          <w:sz w:val="20"/>
+        </w:rPr>
+        <w:t>Tél. 0693 32 24 45 — yebaformations@gmail.com</w:t>
+      </w:r>
+    </w:p>
+    <w:p>
+      <w:pPr>
+        <w:keepNext/>
+        <w:spacing w:after="0"/>
+      </w:pPr>
+      <w:r>
+        <w:rPr>
+          <w:b w:val="0"/>
+          <w:color w:val="121212"/>
+          <w:sz w:val="20"/>
+        </w:rPr>
+        <w:t>SIRET 814 622 262 00032</w:t>
+      </w:r>
+    </w:p>
+    <w:p>
+      <w:pPr>
+        <w:keepNext/>
+        <w:spacing w:after="0"/>
+      </w:pPr>
+      <w:r>
+        <w:rPr>
+          <w:b w:val="0"/>
+          <w:color w:val="121212"/>
+          <w:sz w:val="20"/>
+        </w:rPr>
+        <w:t>Déclaration d'activité n° 04973676397 auprès du Préfet de La Réunion. Cet enregistrement ne vaut pas agrément de l'État.</w:t>
+      </w:r>
+    </w:p>
+    <w:p>
+      <w:pPr>
+        <w:keepNext/>
+        <w:spacing w:after="0"/>
+      </w:pPr>
+      <w:r>
+        <w:rPr>
+          <w:b w:val="0"/>
+          <w:color w:val="121212"/>
+          <w:sz w:val="20"/>
+        </w:rPr>
+        <w:t>Certification Qualiopi n° 25FOR02027.1 délivrée au titre des catégories : actions de formation, bilans de compétences, actions permettant de faire valider les acquis de l'expérience, actions de formation par apprentissage — organisme certificateur Qualitia (accrédité COFRAC).</w:t>
+      </w:r>
+    </w:p>
+    <w:p>
+      <w:pPr>
+        <w:keepNext/>
+        <w:spacing w:after="0"/>
+      </w:pPr>
+      <w:r>
+        <w:rPr>
+          <w:b w:val="0"/>
+          <w:color w:val="121212"/>
+          <w:sz w:val="20"/>
+        </w:rPr>
+        <w:t>Référent handicap : Aurélien LUMEKA — yebaformations@gmail.com. Document disponible en 16 points sur simple demande.</w:t>
+      </w:r>
+    </w:p>
+    <w:p>
+      <w:pPr>
+        <w:spacing w:before="120"/>
+      </w:pPr>
+      <w:r>
+        <w:rPr>
+          <w:b w:val="0"/>
+          <w:color w:val="5A5F6A"/>
+          <w:sz w:val="18"/>
+        </w:rPr>
+        <w:t>Ce document a été conçu par le formateur avec l'assistance d'un système d'IA générative (règlement (UE) 2024/1689, art. 50). Son contenu a été vérifié et validé par un humain, qui en assume la responsabilité.</w:t>
+      </w:r>
+    </w:p>
     <w:sectPr>
       <w:headerReference w:type="default" r:id="rId9"/>
       <w:footerReference w:type="default" r:id="rId10"/>
@@ -372,7 +469,7 @@
         <w:color w:val="1B3A6B"/>
         <w:sz w:val="18"/>
       </w:rPr>
-      <w:t xml:space="preserve">DEETS-00   |   YEBA FORMATIONS — SIRET 814 622 262 00032 — Version 2026-10   |   Page </w:t>
+      <w:t xml:space="preserve">DEETS-00   |   YEBA FORMATIONS — SIRET 814 622 262 00032 — Version 2026-10-v3   |   Page </w:t>
     </w:r>
     <w:r>
       <w:rPr>
@@ -803,10 +900,11 @@
     <w:qFormat/>
     <w:rsid w:val="00FC693F"/>
     <w:pPr>
-      <w:spacing w:after="120" w:line="276" w:lineRule="auto"/>
+      <w:spacing w:after="120" w:line="312" w:lineRule="auto"/>
     </w:pPr>
     <w:rPr>
       <w:rFonts w:ascii="Arial" w:hAnsi="Arial" w:eastAsia="Arial"/>
+      <w:color w:val="121212"/>
       <w:sz w:val="24"/>
     </w:rPr>
   </w:style>
@@ -920,7 +1018,7 @@
       <w:rFonts w:asciiTheme="majorHAnsi" w:eastAsiaTheme="majorEastAsia" w:hAnsiTheme="majorHAnsi" w:cstheme="majorBidi" w:ascii="Arial" w:hAnsi="Arial"/>
       <w:b/>
       <w:bCs/>
-      <w:color w:val="8A6D1F"/>
+      <w:color w:val="1B3A6B"/>
       <w:sz w:val="28"/>
     </w:rPr>
   </w:style>

--- a/dossier-conformite-2026/livrables/01_Reponse_DEETS/DEETS-00_Courriels_reponse.docx
+++ b/dossier-conformite-2026/livrables/01_Reponse_DEETS/DEETS-00_Courriels_reponse.docx
@@ -493,7 +493,7 @@
     <w:r>
       <w:drawing>
         <wp:inline xmlns:a="http://schemas.openxmlformats.org/drawingml/2006/main" xmlns:pic="http://schemas.openxmlformats.org/drawingml/2006/picture">
-          <wp:extent cx="634228" cy="540000"/>
+          <wp:extent cx="624277" cy="540000"/>
           <wp:docPr id="1" name="Picture 1"/>
           <wp:cNvGraphicFramePr>
             <a:graphicFrameLocks noChangeAspect="1"/>
@@ -502,7 +502,7 @@
             <a:graphicData uri="http://schemas.openxmlformats.org/drawingml/2006/picture">
               <pic:pic>
                 <pic:nvPicPr>
-                  <pic:cNvPr id="0" name="logo_yeba_formations.png"/>
+                  <pic:cNvPr id="0" name="logo_yeba_fond_clair_1000.png"/>
                   <pic:cNvPicPr/>
                 </pic:nvPicPr>
                 <pic:blipFill>
@@ -514,7 +514,7 @@
                 <pic:spPr>
                   <a:xfrm>
                     <a:off x="0" y="0"/>
-                    <a:ext cx="634228" cy="540000"/>
+                    <a:ext cx="624277" cy="540000"/>
                   </a:xfrm>
                   <a:prstGeom prst="rect"/>
                 </pic:spPr>
